--- a/#writing/summary/summary.docx
+++ b/#writing/summary/summary.docx
@@ -47,7 +47,7 @@
         <w:t xml:space="preserve"> </w:t>
       </w:r>
       <w:r>
-        <w:t xml:space="preserve">53,649 words, 40 figures and 9 tables, and</w:t>
+        <w:t xml:space="preserve">50,937 words, 34 figures and 13 tables, and</w:t>
       </w:r>
       <w:r>
         <w:t xml:space="preserve"> </w:t>
@@ -100,25 +100,7 @@
         <w:t xml:space="preserve"> </w:t>
       </w:r>
       <w:r>
-        <w:t xml:space="preserve">reference-grade PM2.5 monitor in operation and two low-cost sensors with public records. Estimating</w:t>
-      </w:r>
-      <w:r>
-        <w:t xml:space="preserve"> </w:t>
-      </w:r>
-      <w:r>
-        <w:t xml:space="preserve">surface PM2.5 where it is not measured is harder than estimating the meteorological state: the</w:t>
-      </w:r>
-      <w:r>
-        <w:t xml:space="preserve"> </w:t>
-      </w:r>
-      <w:r>
-        <w:t xml:space="preserve">observing network is thin, emissions are poorly quantified and independent inventories disagree,</w:t>
-      </w:r>
-      <w:r>
-        <w:t xml:space="preserve"> </w:t>
-      </w:r>
-      <w:r>
-        <w:t xml:space="preserve">and a substantial fraction of the mass forms in the atmosphere rather than being emitted. Any PM2.5</w:t>
+        <w:t xml:space="preserve">reference-grade PM2.5 monitor in operation and two low-cost sensors with public records. Any PM2.5</w:t>
       </w:r>
       <w:r>
         <w:t xml:space="preserve"> </w:t>
@@ -148,13 +130,13 @@
         <w:t xml:space="preserve"> </w:t>
       </w:r>
       <w:r>
-        <w:t xml:space="preserve">from data available everywhere; to establish what that reconstruction can and cannot be trusted to</w:t>
-      </w:r>
-      <w:r>
-        <w:t xml:space="preserve"> </w:t>
-      </w:r>
-      <w:r>
-        <w:t xml:space="preserve">say; to determine the spatial scale below which it is no longer supported; and to rank the</w:t>
+        <w:t xml:space="preserve">from data available everywhere; to establish how far each part of that reconstruction can be</w:t>
+      </w:r>
+      <w:r>
+        <w:t xml:space="preserve"> </w:t>
+      </w:r>
+      <w:r>
+        <w:t xml:space="preserve">trusted; to determine the spatial scale below which it is no longer supported; and to identify the</w:t>
       </w:r>
       <w:r>
         <w:t xml:space="preserve"> </w:t>
@@ -164,13 +146,13 @@
       </w:r>
     </w:p>
     <w:bookmarkEnd w:id="10"/>
-    <w:bookmarkStart w:id="11" w:name="Xe451d308cb5ca998698046945ad888aa1c510a5"/>
+    <w:bookmarkStart w:id="11" w:name="the-model"/>
     <w:p>
       <w:pPr>
         <w:pStyle w:val="Heading2"/>
       </w:pPr>
       <w:r>
-        <w:t xml:space="preserve">What was tried first, and why it was abandoned</w:t>
+        <w:t xml:space="preserve">The model</w:t>
       </w:r>
     </w:p>
     <w:p>
@@ -178,109 +160,13 @@
         <w:pStyle w:val="FirstParagraph"/>
       </w:pPr>
       <w:r>
-        <w:t xml:space="preserve">The work began as a machine-learning problem: learn the city-mean level from satellite and</w:t>
-      </w:r>
-      <w:r>
-        <w:t xml:space="preserve"> </w:t>
-      </w:r>
-      <w:r>
-        <w:t xml:space="preserve">reanalysis data, and learn the within-city spatial pattern from cities that have dense networks. The</w:t>
-      </w:r>
-      <w:r>
-        <w:t xml:space="preserve"> </w:t>
-      </w:r>
-      <w:r>
-        <w:t xml:space="preserve">second half did not survive testing. A cross-city neural model produced fields that were defensible</w:t>
-      </w:r>
-      <w:r>
-        <w:t xml:space="preserve"> </w:t>
-      </w:r>
-      <w:r>
-        <w:t xml:space="preserve">in aggregate but spatially featureless; fine-tuning it on Kandy’s two sensors reproduced those two</w:t>
-      </w:r>
-      <w:r>
-        <w:t xml:space="preserve"> </w:t>
-      </w:r>
-      <w:r>
-        <w:t xml:space="preserve">points almost exactly while inflating the rest of the grid, having learned the sensor coordinates</w:t>
-      </w:r>
-      <w:r>
-        <w:t xml:space="preserve"> </w:t>
-      </w:r>
-      <w:r>
-        <w:t xml:space="preserve">rather than the basin; a physics-informed network transferred between two distant cities but never</w:t>
-      </w:r>
-      <w:r>
-        <w:t xml:space="preserve"> </w:t>
-      </w:r>
-      <w:r>
-        <w:t xml:space="preserve">became a usable component; five successive rebuilds of the regional background were each rejected</w:t>
-      </w:r>
-      <w:r>
-        <w:t xml:space="preserve"> </w:t>
-      </w:r>
-      <w:r>
-        <w:t xml:space="preserve">against their own criteria; and a terrain-steered dispersion step, built specifically to place the</w:t>
-      </w:r>
-      <w:r>
-        <w:t xml:space="preserve"> </w:t>
-      </w:r>
-      <w:r>
-        <w:t xml:space="preserve">local increment, was found to lower the ranking of neighbourhoods from</w:t>
-      </w:r>
-      <w:r>
-        <w:t xml:space="preserve"> </w:t>
-      </w:r>
-      <w:r>
-        <w:t xml:space="preserve">0.371 to 0.274 and is not used. Eight such</w:t>
-      </w:r>
-      <w:r>
-        <w:t xml:space="preserve"> </w:t>
-      </w:r>
-      <w:r>
-        <w:t xml:space="preserve">approaches are documented in full, with what each one still established. Their common lesson set</w:t>
-      </w:r>
-      <w:r>
-        <w:t xml:space="preserve"> </w:t>
-      </w:r>
-      <w:r>
-        <w:t xml:space="preserve">the design that followed: the information needed to place pollution inside a city is not present in</w:t>
-      </w:r>
-      <w:r>
-        <w:t xml:space="preserve"> </w:t>
-      </w:r>
-      <w:r>
-        <w:t xml:space="preserve">the data available for a city like Kandy, so it must be imposed from physical reasoning and</w:t>
-      </w:r>
-      <w:r>
-        <w:t xml:space="preserve"> </w:t>
-      </w:r>
-      <w:r>
-        <w:t xml:space="preserve">declared as an assumption rather than fitted and presented as a result.</w:t>
-      </w:r>
-    </w:p>
-    <w:bookmarkEnd w:id="11"/>
-    <w:bookmarkStart w:id="12" w:name="the-model"/>
-    <w:p>
-      <w:pPr>
-        <w:pStyle w:val="Heading2"/>
-      </w:pPr>
-      <w:r>
-        <w:t xml:space="preserve">The model</w:t>
-      </w:r>
-    </w:p>
-    <w:p>
-      <w:pPr>
-        <w:pStyle w:val="FirstParagraph"/>
-      </w:pPr>
-      <w:r>
-        <w:t xml:space="preserve">Concentration on the kilometre grid is represented as a regional background, spatially uniform at</w:t>
-      </w:r>
-      <w:r>
-        <w:t xml:space="preserve"> </w:t>
-      </w:r>
-      <w:r>
-        <w:t xml:space="preserve">any hour, plus a locally generated increment redistributed by a pattern of unit spatial mean:</w:t>
+        <w:t xml:space="preserve">Concentration on the kilometre grid is a regional background, uniform across the city at any hour,</w:t>
+      </w:r>
+      <w:r>
+        <w:t xml:space="preserve"> </w:t>
+      </w:r>
+      <w:r>
+        <w:t xml:space="preserve">plus a local increment redistributed by a pattern of unit spatial mean:</w:t>
       </w:r>
     </w:p>
     <w:p>
@@ -653,13 +539,25 @@
         </m:r>
       </m:oMath>
       <w:r>
-        <w:t xml:space="preserve">, the basin-mean concentration, is a gradient-boosted model over reanalysis meteorology,</w:t>
-      </w:r>
-      <w:r>
-        <w:t xml:space="preserve"> </w:t>
-      </w:r>
-      <w:r>
-        <w:t xml:space="preserve">re-anchored annually to a satellite-derived mean and shaped to the cycles of the two local sensors;</w:t>
+        <w:t xml:space="preserve">, the basin-mean concentration, is a gradient-boosted model of the residual between the two local</w:t>
+      </w:r>
+      <w:r>
+        <w:t xml:space="preserve"> </w:t>
+      </w:r>
+      <w:r>
+        <w:t xml:space="preserve">sensors and a composition-model prior, driven by reanalysis meteorology and satellite retrievals,</w:t>
+      </w:r>
+      <w:r>
+        <w:t xml:space="preserve"> </w:t>
+      </w:r>
+      <w:r>
+        <w:t xml:space="preserve">shifted each year to a satellite-derived area mean and shaped to the sensors’ daily and seasonal</w:t>
+      </w:r>
+      <w:r>
+        <w:t xml:space="preserve"> </w:t>
+      </w:r>
+      <w:r>
+        <w:t xml:space="preserve">cycles.</w:t>
       </w:r>
       <w:r>
         <w:t xml:space="preserve"> </w:t>
@@ -673,7 +571,13 @@
         <w:t xml:space="preserve"> </w:t>
       </w:r>
       <w:r>
-        <w:t xml:space="preserve">is a rural floor with a seasonal shape;</w:t>
+        <w:t xml:space="preserve">is a regional-background estimate built from the same satellite level, the composition</w:t>
+      </w:r>
+      <w:r>
+        <w:t xml:space="preserve"> </w:t>
+      </w:r>
+      <w:r>
+        <w:t xml:space="preserve">model and an air-mass classification, capped so that it never reaches the hourly total.</w:t>
       </w:r>
       <w:r>
         <w:t xml:space="preserve"> </w:t>
@@ -687,13 +591,19 @@
         <w:t xml:space="preserve"> </w:t>
       </w:r>
       <w:r>
-        <w:t xml:space="preserve">combines an emission proxy with a</w:t>
-      </w:r>
-      <w:r>
-        <w:t xml:space="preserve"> </w:t>
-      </w:r>
-      <w:r>
-        <w:t xml:space="preserve">terrain-confinement term. Two properties follow by construction: the field averages to</w:t>
+        <w:t xml:space="preserve">combines</w:t>
+      </w:r>
+      <w:r>
+        <w:t xml:space="preserve"> </w:t>
+      </w:r>
+      <w:r>
+        <w:t xml:space="preserve">a satellite surface, a terrain-confinement term and a road-traffic emission surface carried through a</w:t>
+      </w:r>
+      <w:r>
+        <w:t xml:space="preserve"> </w:t>
+      </w:r>
+      <w:r>
+        <w:t xml:space="preserve">terrain-steered dispersion step. The field averages to</w:t>
       </w:r>
       <w:r>
         <w:t xml:space="preserve"> </w:t>
@@ -704,85 +614,157 @@
         </m:r>
       </m:oMath>
       <w:r>
-        <w:t xml:space="preserve">, so</w:t>
-      </w:r>
-      <w:r>
-        <w:t xml:space="preserve"> </w:t>
-      </w:r>
-      <w:r>
-        <w:t xml:space="preserve">misplacing material cannot create more of it, and each component declares which observations it may</w:t>
-      </w:r>
-      <w:r>
-        <w:t xml:space="preserve"> </w:t>
-      </w:r>
-      <w:r>
-        <w:t xml:space="preserve">use, so withholding a data source reproduces the corresponding simpler model exactly. That second</w:t>
-      </w:r>
-      <w:r>
-        <w:t xml:space="preserve"> </w:t>
-      </w:r>
-      <w:r>
-        <w:t xml:space="preserve">property is what turns the model into an instrument for measuring the worth of an observation.</w:t>
+        <w:t xml:space="preserve"> </w:t>
+      </w:r>
+      <w:r>
+        <w:t xml:space="preserve">(to within 0.56</w:t>
+      </w:r>
+      <w:r>
+        <w:t xml:space="preserve"> </w:t>
+      </w:r>
+      <w:r>
+        <w:t xml:space="preserve">per cent in practice), so misplacing material cannot create more of it, and each component declares</w:t>
+      </w:r>
+      <w:r>
+        <w:t xml:space="preserve"> </w:t>
+      </w:r>
+      <w:r>
+        <w:t xml:space="preserve">which observations it may use. The local increment is a residual of this decomposition, not the mass</w:t>
+      </w:r>
+      <w:r>
+        <w:t xml:space="preserve"> </w:t>
+      </w:r>
+      <w:r>
+        <w:t xml:space="preserve">emitted inside the city.</w:t>
+      </w:r>
+    </w:p>
+    <w:bookmarkEnd w:id="11"/>
+    <w:bookmarkStart w:id="12" w:name="validation-without-local-ground-truth"/>
+    <w:p>
+      <w:pPr>
+        <w:pStyle w:val="Heading2"/>
+      </w:pPr>
+      <w:r>
+        <w:t xml:space="preserve">Validation without local ground truth</w:t>
       </w:r>
     </w:p>
     <w:p>
       <w:pPr>
-        <w:pStyle w:val="BodyText"/>
-      </w:pPr>
-      <w:r>
-        <w:t xml:space="preserve">Because Kandy cannot evaluate its own field, the construction was tested on monitored valley and</w:t>
-      </w:r>
-      <w:r>
-        <w:t xml:space="preserve"> </w:t>
-      </w:r>
-      <w:r>
-        <w:t xml:space="preserve">basin cities by withholding their observations and supplying only the data Kandy has. Across ten</w:t>
-      </w:r>
-      <w:r>
-        <w:t xml:space="preserve"> </w:t>
-      </w:r>
-      <w:r>
-        <w:t xml:space="preserve">cities the seasonal cycle transfers well (correlations 0.943 to</w:t>
-      </w:r>
-      <w:r>
-        <w:t xml:space="preserve"> </w:t>
-      </w:r>
-      <w:r>
-        <w:t xml:space="preserve">0.996), the daily cycle transfers unevenly</w:t>
-      </w:r>
-      <w:r>
-        <w:t xml:space="preserve"> </w:t>
-      </w:r>
-      <w:r>
-        <w:t xml:space="preserve">(-0.325 to 0.977), and the median absolute</w:t>
-      </w:r>
-      <w:r>
-        <w:t xml:space="preserve"> </w:t>
-      </w:r>
-      <w:r>
-        <w:t xml:space="preserve">level error is 7.6 per cent. What transfers is the procedure;</w:t>
-      </w:r>
-      <w:r>
-        <w:t xml:space="preserve"> </w:t>
-      </w:r>
-      <w:r>
-        <w:t xml:space="preserve">applying it to Kandy is an argument from resemblance, since Kandy is by construction the kind of</w:t>
-      </w:r>
-      <w:r>
-        <w:t xml:space="preserve"> </w:t>
-      </w:r>
-      <w:r>
-        <w:t xml:space="preserve">city the test set excludes.</w:t>
+        <w:pStyle w:val="FirstParagraph"/>
+      </w:pPr>
+      <w:r>
+        <w:t xml:space="preserve">The two Kandy sensors trained and shaped</w:t>
+      </w:r>
+      <w:r>
+        <w:t xml:space="preserve"> </w:t>
+      </w:r>
+      <m:oMath>
+        <m:r>
+          <m:t>T</m:t>
+        </m:r>
+      </m:oMath>
+      <w:r>
+        <w:t xml:space="preserve">, so they cannot validate it. Three other lines of</w:t>
+      </w:r>
+      <w:r>
+        <w:t xml:space="preserve"> </w:t>
+      </w:r>
+      <w:r>
+        <w:t xml:space="preserve">evidence are used, and their results are graded rather than combined. The complete model was built</w:t>
+      </w:r>
+      <w:r>
+        <w:t xml:space="preserve"> </w:t>
+      </w:r>
+      <w:r>
+        <w:t xml:space="preserve">in ten monitored valley and basin cities with only two anchor stations, as at Kandy, and scored</w:t>
+      </w:r>
+      <w:r>
+        <w:t xml:space="preserve"> </w:t>
+      </w:r>
+      <w:r>
+        <w:t xml:space="preserve">against withheld stations: the seasonal cycle transfers everywhere (correlation</w:t>
+      </w:r>
+      <w:r>
+        <w:t xml:space="preserve"> </w:t>
+      </w:r>
+      <w:r>
+        <w:t xml:space="preserve">0.943 to 0.996), the daily cycle unevenly</w:t>
+      </w:r>
+      <w:r>
+        <w:t xml:space="preserve"> </w:t>
+      </w:r>
+      <w:r>
+        <w:t xml:space="preserve">(-0.325 to 0.977). The deployed temporal model</w:t>
+      </w:r>
+      <w:r>
+        <w:t xml:space="preserve"> </w:t>
+      </w:r>
+      <w:r>
+        <w:t xml:space="preserve">was placed on a cross-city ladder of information budgets in 104 cities</w:t>
+      </w:r>
+      <w:r>
+        <w:t xml:space="preserve"> </w:t>
+      </w:r>
+      <w:r>
+        <w:t xml:space="preserve">(exploratory, specified before scoring): where its anchor stations observed the period it cut daily</w:t>
+      </w:r>
+      <w:r>
+        <w:t xml:space="preserve"> </w:t>
+      </w:r>
+      <w:r>
+        <w:t xml:space="preserve">error by 32.7 per cent against a generic sensorless estimate</w:t>
+      </w:r>
+      <w:r>
+        <w:t xml:space="preserve"> </w:t>
+      </w:r>
+      <w:r>
+        <w:t xml:space="preserve">(correlation 0.864); where they did not, by</w:t>
+      </w:r>
+      <w:r>
+        <w:t xml:space="preserve"> </w:t>
+      </w:r>
+      <w:r>
+        <w:t xml:space="preserve">4.83 per cent, not distinguishable from zero. Its</w:t>
+      </w:r>
+      <w:r>
+        <w:t xml:space="preserve"> </w:t>
+      </w:r>
+      <w:r>
+        <w:t xml:space="preserve">satellite-derived level sat 7.87 per cent above the withheld city</w:t>
+      </w:r>
+      <w:r>
+        <w:t xml:space="preserve"> </w:t>
+      </w:r>
+      <w:r>
+        <w:t xml:space="preserve">means and its nominal 90 per cent interval covered a fraction</w:t>
+      </w:r>
+      <w:r>
+        <w:t xml:space="preserve"> </w:t>
+      </w:r>
+      <w:r>
+        <w:t xml:space="preserve">0.696. At Kandy an independent national record differs from the</w:t>
+      </w:r>
+      <w:r>
+        <w:t xml:space="preserve"> </w:t>
+      </w:r>
+      <w:r>
+        <w:t xml:space="preserve">field by 0.7 and -2.6 per cent in two years, while</w:t>
+      </w:r>
+      <w:r>
+        <w:t xml:space="preserve"> </w:t>
+      </w:r>
+      <w:r>
+        <w:t xml:space="preserve">three low-cost records sit below it.</w:t>
       </w:r>
     </w:p>
     <w:bookmarkEnd w:id="12"/>
-    <w:bookmarkStart w:id="13" w:name="Xbc0312af818adf839e3373d18258ce3019a9e17"/>
+    <w:bookmarkStart w:id="13" w:name="Xbb4e53da2153c15b85ff23c186a3bd0e52447e4"/>
     <w:p>
       <w:pPr>
         <w:pStyle w:val="Heading2"/>
       </w:pPr>
       <w:r>
-        <w:t xml:space="preserve">The reconstructed field, and what the checks at Kandy show</w:t>
+        <w:t xml:space="preserve">The reconstructed field, and how far it can be trusted</w:t>
       </w:r>
     </w:p>
     <w:p>
@@ -790,127 +772,97 @@
         <w:pStyle w:val="FirstParagraph"/>
       </w:pPr>
       <w:r>
-        <w:t xml:space="preserve">The annual basin mean ranges from 17.1 to 21.0 micrograms</w:t>
-      </w:r>
-      <w:r>
-        <w:t xml:space="preserve"> </w:t>
-      </w:r>
-      <w:r>
-        <w:t xml:space="preserve">per cubic metre over 2019 to 2023, above the World Health Organization annual guideline of 5 in</w:t>
-      </w:r>
-      <w:r>
-        <w:t xml:space="preserve"> </w:t>
-      </w:r>
-      <w:r>
-        <w:t xml:space="preserve">every year. In 2023 it is 30.2 in December to February and</w:t>
-      </w:r>
-      <w:r>
-        <w:t xml:space="preserve"> </w:t>
-      </w:r>
-      <w:r>
-        <w:t xml:space="preserve">11.7 in June to August, the maximum falling in the north-east monsoon.</w:t>
-      </w:r>
-      <w:r>
-        <w:t xml:space="preserve"> </w:t>
-      </w:r>
-      <w:r>
-        <w:t xml:space="preserve">Concentrations peak in the morning (25.5) and evening</w:t>
-      </w:r>
-      <w:r>
-        <w:t xml:space="preserve"> </w:t>
-      </w:r>
-      <w:r>
-        <w:t xml:space="preserve">(26.3) about a midday minimum (16.0), with night</w:t>
-      </w:r>
-      <w:r>
-        <w:t xml:space="preserve"> </w:t>
-      </w:r>
-      <w:r>
-        <w:t xml:space="preserve">values 1.14 times the midday level. In a regional episode in December</w:t>
-      </w:r>
-      <w:r>
-        <w:t xml:space="preserve"> </w:t>
-      </w:r>
-      <w:r>
-        <w:t xml:space="preserve">2022 the basin mean averaged 49.7 and peaked at</w:t>
-      </w:r>
-      <w:r>
-        <w:t xml:space="preserve"> </w:t>
-      </w:r>
-      <w:r>
-        <w:t xml:space="preserve">82.1, the whole domain rising together. Under the stated assumptions the</w:t>
-      </w:r>
-      <w:r>
-        <w:t xml:space="preserve"> </w:t>
-      </w:r>
-      <w:r>
-        <w:t xml:space="preserve">decomposition assigns 0.483 of the concentration to the local increment. That share</w:t>
-      </w:r>
-      <w:r>
-        <w:t xml:space="preserve"> </w:t>
-      </w:r>
-      <w:r>
-        <w:t xml:space="preserve">is a bound set by a physical constraint, that local sources emit at every hour, and it ranges from</w:t>
-      </w:r>
-      <w:r>
-        <w:t xml:space="preserve"> </w:t>
-      </w:r>
-      <w:r>
-        <w:t xml:space="preserve">0.433 to 0.492 across reasonable forms of the constraint; it is a</w:t>
-      </w:r>
-      <w:r>
-        <w:t xml:space="preserve"> </w:t>
-      </w:r>
-      <w:r>
-        <w:t xml:space="preserve">constrained split, not a source apportionment.</w:t>
-      </w:r>
-      <w:r>
-        <w:t xml:space="preserve"> </w:t>
-      </w:r>
-      <w:r>
-        <w:t xml:space="preserve">Weighting by residential population raises exposure 9 per cent above the</w:t>
-      </w:r>
-      <w:r>
-        <w:t xml:space="preserve"> </w:t>
-      </w:r>
-      <w:r>
-        <w:t xml:space="preserve">area mean. The timing is supported by an independent national record, which differs from the field</w:t>
-      </w:r>
-      <w:r>
-        <w:t xml:space="preserve"> </w:t>
-      </w:r>
-      <w:r>
-        <w:t xml:space="preserve">by 0.7 and -2.6 per cent in two separate years. The</w:t>
-      </w:r>
-      <w:r>
-        <w:t xml:space="preserve"> </w:t>
-      </w:r>
-      <w:r>
-        <w:t xml:space="preserve">absolute level remains open: three low-cost records sit below the field, each carrying a downward</w:t>
-      </w:r>
-      <w:r>
-        <w:t xml:space="preserve"> </w:t>
-      </w:r>
-      <w:r>
-        <w:t xml:space="preserve">calibration correction, and the discrepancy is reported rather than resolved. The uncertainty</w:t>
-      </w:r>
-      <w:r>
-        <w:t xml:space="preserve"> </w:t>
-      </w:r>
-      <w:r>
-        <w:t xml:space="preserve">intervals are of the right width but wrongly centred, covering 72.4 per cent of</w:t>
-      </w:r>
-      <w:r>
-        <w:t xml:space="preserve"> </w:t>
-      </w:r>
-      <w:r>
-        <w:t xml:space="preserve">hours at the two sensors and 92.2 per cent once each sensor’s own offset</w:t>
-      </w:r>
-      <w:r>
-        <w:t xml:space="preserve"> </w:t>
-      </w:r>
-      <w:r>
-        <w:t xml:space="preserve">is removed, because the field is an areal mean and a sensor is a point.</w:t>
+        <w:t xml:space="preserve">The modelled annual basin mean is 17.1 to 21.0 micrograms per</w:t>
+      </w:r>
+      <w:r>
+        <w:t xml:space="preserve"> </w:t>
+      </w:r>
+      <w:r>
+        <w:t xml:space="preserve">cubic metre over 2019 to 2023, above the World Health Organization guideline of 5 in every year;</w:t>
+      </w:r>
+      <w:r>
+        <w:t xml:space="preserve"> </w:t>
+      </w:r>
+      <w:r>
+        <w:t xml:space="preserve">because the absolute level is unresolved, this describes the modelled field rather than an</w:t>
+      </w:r>
+      <w:r>
+        <w:t xml:space="preserve"> </w:t>
+      </w:r>
+      <w:r>
+        <w:t xml:space="preserve">established exposure. The seasonal cycle is the best-supported property, with the maximum in the</w:t>
+      </w:r>
+      <w:r>
+        <w:t xml:space="preserve"> </w:t>
+      </w:r>
+      <w:r>
+        <w:t xml:space="preserve">north-east monsoon (30.2 in December to February of 2023) and</w:t>
+      </w:r>
+      <w:r>
+        <w:t xml:space="preserve"> </w:t>
+      </w:r>
+      <w:r>
+        <w:t xml:space="preserve">the minimum in the south-west monsoon (11.7). The day-to-day sequence is</w:t>
+      </w:r>
+      <w:r>
+        <w:t xml:space="preserve"> </w:t>
+      </w:r>
+      <w:r>
+        <w:t xml:space="preserve">supported on days the sensors reported. Morning and evening peaks either side of a midday trough are</w:t>
+      </w:r>
+      <w:r>
+        <w:t xml:space="preserve"> </w:t>
+      </w:r>
+      <w:r>
+        <w:t xml:space="preserve">robust in timing, but their depth depends on the humidity correction of the sensor record: with</w:t>
+      </w:r>
+      <w:r>
+        <w:t xml:space="preserve"> </w:t>
+      </w:r>
+      <w:r>
+        <w:t xml:space="preserve">hourly rather than constant humidity the peak-to-trough ratio falls from</w:t>
+      </w:r>
+      <w:r>
+        <w:t xml:space="preserve"> </w:t>
+      </w:r>
+      <w:r>
+        <w:t xml:space="preserve">1.93 to 1.68 and the night falls below</w:t>
+      </w:r>
+      <w:r>
+        <w:t xml:space="preserve"> </w:t>
+      </w:r>
+      <w:r>
+        <w:t xml:space="preserve">midday, while the level, the daily sequence and the local fraction barely move. The interval covers</w:t>
+      </w:r>
+      <w:r>
+        <w:t xml:space="preserve"> </w:t>
+      </w:r>
+      <w:r>
+        <w:t xml:space="preserve">72.4 per cent of sensor hours with misses almost all on one side, which points to a</w:t>
+      </w:r>
+      <w:r>
+        <w:t xml:space="preserve"> </w:t>
+      </w:r>
+      <w:r>
+        <w:t xml:space="preserve">calibration bias at the sensors rather than proving the width right. Under the baseline decomposition</w:t>
+      </w:r>
+      <w:r>
+        <w:t xml:space="preserve"> </w:t>
+      </w:r>
+      <w:r>
+        <w:t xml:space="preserve">the local increment is 0.483 of the modelled total, 0.433 to</w:t>
+      </w:r>
+      <w:r>
+        <w:t xml:space="preserve"> </w:t>
+      </w:r>
+      <w:r>
+        <w:t xml:space="preserve">0.492 across the tested ways of applying the cap and 0.547</w:t>
+      </w:r>
+      <w:r>
+        <w:t xml:space="preserve"> </w:t>
+      </w:r>
+      <w:r>
+        <w:t xml:space="preserve">with a 48-hour background window: a property of the decomposition, not a source apportionment.</w:t>
       </w:r>
     </w:p>
     <w:bookmarkEnd w:id="13"/>
@@ -928,91 +880,67 @@
         <w:pStyle w:val="FirstParagraph"/>
       </w:pPr>
       <w:r>
-        <w:t xml:space="preserve">Because every component declares its inputs, an observation can be withheld and the loss measured.</w:t>
-      </w:r>
-      <w:r>
-        <w:t xml:space="preserve"> </w:t>
-      </w:r>
-      <w:r>
-        <w:t xml:space="preserve">The design was developed on 47 monitored cities and then tested once on</w:t>
-      </w:r>
-      <w:r>
-        <w:t xml:space="preserve"> </w:t>
-      </w:r>
-      <w:r>
-        <w:t xml:space="preserve">72 fresh cities registered before their data were retrieved. Two stations</w:t>
-      </w:r>
-      <w:r>
-        <w:t xml:space="preserve"> </w:t>
-      </w:r>
-      <w:r>
-        <w:t xml:space="preserve">used only to recalibrate the free estimate reduced daily error by</w:t>
-      </w:r>
-      <w:r>
-        <w:t xml:space="preserve"> </w:t>
-      </w:r>
-      <w:r>
-        <w:t xml:space="preserve">8.53 per cent; a background series read day by day reduced it by</w:t>
-      </w:r>
-      <w:r>
-        <w:t xml:space="preserve"> </w:t>
-      </w:r>
-      <w:r>
-        <w:t xml:space="preserve">41.1 per cent; both held under a richer free baseline, other learners</w:t>
-      </w:r>
-      <w:r>
-        <w:t xml:space="preserve"> </w:t>
-      </w:r>
-      <w:r>
-        <w:t xml:space="preserve">and full station networks. A later review of the design found that this comparison was not like for</w:t>
-      </w:r>
-      <w:r>
-        <w:t xml:space="preserve"> </w:t>
-      </w:r>
-      <w:r>
-        <w:t xml:space="preserve">like. Read on the day, two stations of any kind reduced error by</w:t>
-      </w:r>
-      <w:r>
-        <w:t xml:space="preserve"> </w:t>
-      </w:r>
-      <w:r>
-        <w:t xml:space="preserve">58.8 per cent and the background’s advantage</w:t>
-      </w:r>
-      <w:r>
-        <w:t xml:space="preserve"> </w:t>
-      </w:r>
-      <w:r>
-        <w:t xml:space="preserve">vanished (-0.221 points). One station read</w:t>
-      </w:r>
-      <w:r>
-        <w:t xml:space="preserve"> </w:t>
-      </w:r>
-      <w:r>
-        <w:t xml:space="preserve">daily is worth 42.1 per cent, two 53.3 and</w:t>
-      </w:r>
-      <w:r>
-        <w:t xml:space="preserve"> </w:t>
-      </w:r>
-      <w:r>
-        <w:t xml:space="preserve">five 58.4, against about 11.0 per cent for any</w:t>
-      </w:r>
-      <w:r>
-        <w:t xml:space="preserve"> </w:t>
-      </w:r>
-      <w:r>
-        <w:t xml:space="preserve">number used only as a calibration. For Kandy the priority is therefore continuous stations whose</w:t>
-      </w:r>
-      <w:r>
-        <w:t xml:space="preserve"> </w:t>
-      </w:r>
-      <w:r>
-        <w:t xml:space="preserve">readings reach the estimate every day, of whatever kind the regulatory agencies operate, with one of</w:t>
-      </w:r>
-      <w:r>
-        <w:t xml:space="preserve"> </w:t>
-      </w:r>
-      <w:r>
-        <w:t xml:space="preserve">reference grade to fix the absolute level and to anchor every low-cost sensor deployed thereafter.</w:t>
+        <w:t xml:space="preserve">Because every component declares its inputs, an observation can be withheld and the loss measured</w:t>
+      </w:r>
+      <w:r>
+        <w:t xml:space="preserve"> </w:t>
+      </w:r>
+      <w:r>
+        <w:t xml:space="preserve">across monitored cities. A registered confirmation on 72 fresh cities found</w:t>
+      </w:r>
+      <w:r>
+        <w:t xml:space="preserve"> </w:t>
+      </w:r>
+      <w:r>
+        <w:t xml:space="preserve">two stations used only to recalibrate a free estimate worth 8.53</w:t>
+      </w:r>
+      <w:r>
+        <w:t xml:space="preserve"> </w:t>
+      </w:r>
+      <w:r>
+        <w:t xml:space="preserve">per cent and a background series read daily worth 41.1 per cent. A</w:t>
+      </w:r>
+      <w:r>
+        <w:t xml:space="preserve"> </w:t>
+      </w:r>
+      <w:r>
+        <w:t xml:space="preserve">later review showed the comparison was not like for like. In a post hoc re-analysis that used every</w:t>
+      </w:r>
+      <w:r>
+        <w:t xml:space="preserve"> </w:t>
+      </w:r>
+      <w:r>
+        <w:t xml:space="preserve">source on the day, one station read daily reduced daily error by 42.1 per</w:t>
+      </w:r>
+      <w:r>
+        <w:t xml:space="preserve"> </w:t>
+      </w:r>
+      <w:r>
+        <w:t xml:space="preserve">cent, two by 53.3 and five by 58.4, against</w:t>
+      </w:r>
+      <w:r>
+        <w:t xml:space="preserve"> </w:t>
+      </w:r>
+      <w:r>
+        <w:t xml:space="preserve">about 11.0 per cent for stations used only as a calibration, and no</w:t>
+      </w:r>
+      <w:r>
+        <w:t xml:space="preserve"> </w:t>
+      </w:r>
+      <w:r>
+        <w:t xml:space="preserve">ordering of station types was established. For Kandy the priority is continuously reporting stations</w:t>
+      </w:r>
+      <w:r>
+        <w:t xml:space="preserve"> </w:t>
+      </w:r>
+      <w:r>
+        <w:t xml:space="preserve">whose readings reach the estimate every day, with one of reference grade to settle the level and the</w:t>
+      </w:r>
+      <w:r>
+        <w:t xml:space="preserve"> </w:t>
+      </w:r>
+      <w:r>
+        <w:t xml:space="preserve">humidity correction.</w:t>
       </w:r>
     </w:p>
     <w:bookmarkEnd w:id="14"/>
@@ -1030,85 +958,61 @@
         <w:pStyle w:val="FirstParagraph"/>
       </w:pPr>
       <w:r>
-        <w:t xml:space="preserve">The field is not supported below the kilometre scale. Two Kandy sites three hundred metres apart</w:t>
-      </w:r>
-      <w:r>
-        <w:t xml:space="preserve"> </w:t>
-      </w:r>
-      <w:r>
-        <w:t xml:space="preserve">differ in measured PM10 by a factor of 27.5 while falling within one</w:t>
-      </w:r>
-      <w:r>
-        <w:t xml:space="preserve"> </w:t>
-      </w:r>
-      <w:r>
-        <w:t xml:space="preserve">model cell, and on cities with dense networks the spread inside a single cell</w:t>
-      </w:r>
-      <w:r>
-        <w:t xml:space="preserve"> </w:t>
-      </w:r>
-      <w:r>
-        <w:t xml:space="preserve">(1.22) exceeds the spread between cells</w:t>
-      </w:r>
-      <w:r>
-        <w:t xml:space="preserve"> </w:t>
-      </w:r>
-      <w:r>
-        <w:t xml:space="preserve">(1.05). A further 7 model families built on free</w:t>
-      </w:r>
-      <w:r>
-        <w:t xml:space="preserve"> </w:t>
-      </w:r>
-      <w:r>
-        <w:t xml:space="preserve">covariates exceed a single land-cover layer (0.309) by no more than the</w:t>
-      </w:r>
-      <w:r>
-        <w:t xml:space="preserve"> </w:t>
-      </w:r>
-      <w:r>
-        <w:t xml:space="preserve">detection limit of 0.13. A registered experiment adding stations one at a</w:t>
-      </w:r>
-      <w:r>
-        <w:t xml:space="preserve"> </w:t>
-      </w:r>
-      <w:r>
-        <w:t xml:space="preserve">time found that three to eight stations rank neighbourhoods no better than free surfaces, and after a</w:t>
-      </w:r>
-      <w:r>
-        <w:t xml:space="preserve"> </w:t>
-      </w:r>
-      <w:r>
-        <w:t xml:space="preserve">correction for multiple testing interpolation clearly overtook a land-cover layer in only</w:t>
-      </w:r>
-      <w:r>
-        <w:t xml:space="preserve"> </w:t>
-      </w:r>
-      <w:r>
-        <w:t xml:space="preserve">3 of 23 cities. The limitation is one of available information,</w:t>
-      </w:r>
-      <w:r>
-        <w:t xml:space="preserve"> </w:t>
-      </w:r>
-      <w:r>
-        <w:t xml:space="preserve">not of the model class chosen. The study therefore claims neither a validated neighbourhood-scale</w:t>
-      </w:r>
-      <w:r>
-        <w:t xml:space="preserve"> </w:t>
-      </w:r>
-      <w:r>
-        <w:t xml:space="preserve">map, nor a representation of atmospheric chemistry, nor an independently validated absolute level</w:t>
-      </w:r>
-      <w:r>
-        <w:t xml:space="preserve"> </w:t>
-      </w:r>
-      <w:r>
-        <w:t xml:space="preserve">at Kandy: what is validated is a procedure, tested on monitored cities and applied to Kandy by</w:t>
-      </w:r>
-      <w:r>
-        <w:t xml:space="preserve"> </w:t>
-      </w:r>
-      <w:r>
-        <w:t xml:space="preserve">analogy.</w:t>
+        <w:t xml:space="preserve">The field is not supported below the kilometre scale. Two sites three hundred metres apart inside one</w:t>
+      </w:r>
+      <w:r>
+        <w:t xml:space="preserve"> </w:t>
+      </w:r>
+      <w:r>
+        <w:t xml:space="preserve">model cell differ in measured PM10 by a factor of 27.5, though on</w:t>
+      </w:r>
+      <w:r>
+        <w:t xml:space="preserve"> </w:t>
+      </w:r>
+      <w:r>
+        <w:t xml:space="preserve">different days, so the pair illustrates sub-grid variation without isolating location; on densely</w:t>
+      </w:r>
+      <w:r>
+        <w:t xml:space="preserve"> </w:t>
+      </w:r>
+      <w:r>
+        <w:t xml:space="preserve">monitored cities the spread inside a cell (1.22) exceeds the spread</w:t>
+      </w:r>
+      <w:r>
+        <w:t xml:space="preserve"> </w:t>
+      </w:r>
+      <w:r>
+        <w:t xml:space="preserve">between cells (1.05). The dispersion step meant to place the local</w:t>
+      </w:r>
+      <w:r>
+        <w:t xml:space="preserve"> </w:t>
+      </w:r>
+      <w:r>
+        <w:t xml:space="preserve">increment ranks held-out stations at 0.274, below the undispersed surface</w:t>
+      </w:r>
+      <w:r>
+        <w:t xml:space="preserve"> </w:t>
+      </w:r>
+      <w:r>
+        <w:t xml:space="preserve">(0.371) and a free built-up layer (0.393), so it is a declared choice,</w:t>
+      </w:r>
+      <w:r>
+        <w:t xml:space="preserve"> </w:t>
+      </w:r>
+      <w:r>
+        <w:t xml:space="preserve">not a validated improvement, and three to eight stations do not rank neighbourhoods usefully either.</w:t>
+      </w:r>
+      <w:r>
+        <w:t xml:space="preserve"> </w:t>
+      </w:r>
+      <w:r>
+        <w:t xml:space="preserve">The map is a hypothesis for testing, not a ranking of neighbourhoods. The chemical check is a</w:t>
+      </w:r>
+      <w:r>
+        <w:t xml:space="preserve"> </w:t>
+      </w:r>
+      <w:r>
+        <w:t xml:space="preserve">consistency check within a composition model, not a chemical measurement at Kandy.</w:t>
       </w:r>
     </w:p>
     <w:bookmarkEnd w:id="15"/>
@@ -1126,49 +1030,37 @@
         <w:pStyle w:val="FirstParagraph"/>
       </w:pPr>
       <w:r>
-        <w:t xml:space="preserve">Three strands continue. The regulatory monitor at Kandy, once its data are released, will allow the</w:t>
-      </w:r>
-      <w:r>
-        <w:t xml:space="preserve"> </w:t>
-      </w:r>
-      <w:r>
-        <w:t xml:space="preserve">level, the humidity correction of the low-cost sensors and the daily shape to be checked against a</w:t>
-      </w:r>
-      <w:r>
-        <w:t xml:space="preserve"> </w:t>
-      </w:r>
-      <w:r>
-        <w:t xml:space="preserve">reference instrument. Four institutional data requests are in progress, of which two have</w:t>
-      </w:r>
-      <w:r>
-        <w:t xml:space="preserve"> </w:t>
-      </w:r>
-      <w:r>
-        <w:t xml:space="preserve">been answered, one granting access in principle subject to a formal agreement. A measurement</w:t>
-      </w:r>
-      <w:r>
-        <w:t xml:space="preserve"> </w:t>
-      </w:r>
-      <w:r>
-        <w:t xml:space="preserve">campaign for Kandy has been designed, costed and pre-registered, but remains under development and</w:t>
-      </w:r>
-      <w:r>
-        <w:t xml:space="preserve"> </w:t>
-      </w:r>
-      <w:r>
-        <w:t xml:space="preserve">is not presented here as a recommendation. Every value in the report is regenerated from source at</w:t>
-      </w:r>
-      <w:r>
-        <w:t xml:space="preserve"> </w:t>
-      </w:r>
-      <w:r>
-        <w:t xml:space="preserve">build time by a gate that refuses to build when prose and data disagree, and predictions were</w:t>
-      </w:r>
-      <w:r>
-        <w:t xml:space="preserve"> </w:t>
-      </w:r>
-      <w:r>
-        <w:t xml:space="preserve">pre-registered before each analysis: twenty-three of 105 registered predictions were refuted.</w:t>
+        <w:t xml:space="preserve">The regulatory monitor at Kandy, once its record is released, will allow the level, the humidity</w:t>
+      </w:r>
+      <w:r>
+        <w:t xml:space="preserve"> </w:t>
+      </w:r>
+      <w:r>
+        <w:t xml:space="preserve">correction and the daily shape to be checked against a reference instrument. A fresh pre-registered</w:t>
+      </w:r>
+      <w:r>
+        <w:t xml:space="preserve"> </w:t>
+      </w:r>
+      <w:r>
+        <w:t xml:space="preserve">like-for-like test and an independent reproduction are the next steps for the cross-city results.</w:t>
+      </w:r>
+      <w:r>
+        <w:t xml:space="preserve"> </w:t>
+      </w:r>
+      <w:r>
+        <w:t xml:space="preserve">Every value in the report is regenerated from source at build time by a gate that refuses to build</w:t>
+      </w:r>
+      <w:r>
+        <w:t xml:space="preserve"> </w:t>
+      </w:r>
+      <w:r>
+        <w:t xml:space="preserve">when prose and data disagree (github.com/daminda1108/kandy_pm2.5_framework);</w:t>
+      </w:r>
+      <w:r>
+        <w:t xml:space="preserve"> </w:t>
+      </w:r>
+      <w:r>
+        <w:t xml:space="preserve">twenty-three of 105 registered predictions were refuted and are reported as such.</w:t>
       </w:r>
     </w:p>
     <w:p>

--- a/#writing/summary/summary.docx
+++ b/#writing/summary/summary.docx
@@ -47,7 +47,7 @@
         <w:t xml:space="preserve"> </w:t>
       </w:r>
       <w:r>
-        <w:t xml:space="preserve">50,937 words, 34 figures and 13 tables, and</w:t>
+        <w:t xml:space="preserve">50,922 words, 33 figures and 13 tables, and</w:t>
       </w:r>
       <w:r>
         <w:t xml:space="preserve"> </w:t>
@@ -808,7 +808,7 @@
         <w:t xml:space="preserve"> </w:t>
       </w:r>
       <w:r>
-        <w:t xml:space="preserve">supported on days the sensors reported. Morning and evening peaks either side of a midday trough are</w:t>
+        <w:t xml:space="preserve">supported on days the sensors reported. Morning and evening peaks either side of a midday dip are</w:t>
       </w:r>
       <w:r>
         <w:t xml:space="preserve"> </w:t>
@@ -820,7 +820,7 @@
         <w:t xml:space="preserve"> </w:t>
       </w:r>
       <w:r>
-        <w:t xml:space="preserve">hourly rather than constant humidity the peak-to-trough ratio falls from</w:t>
+        <w:t xml:space="preserve">hourly rather than constant humidity the morning-peak-to-midday ratio falls from</w:t>
       </w:r>
       <w:r>
         <w:t xml:space="preserve"> </w:t>

--- a/#writing/summary/summary.docx
+++ b/#writing/summary/summary.docx
@@ -47,7 +47,7 @@
         <w:t xml:space="preserve"> </w:t>
       </w:r>
       <w:r>
-        <w:t xml:space="preserve">50,922 words, 33 figures and 13 tables, and</w:t>
+        <w:t xml:space="preserve">51,227 words, 33 figures and 13 tables, and</w:t>
       </w:r>
       <w:r>
         <w:t xml:space="preserve"> </w:t>

--- a/#writing/summary/summary.docx
+++ b/#writing/summary/summary.docx
@@ -47,7 +47,7 @@
         <w:t xml:space="preserve"> </w:t>
       </w:r>
       <w:r>
-        <w:t xml:space="preserve">51,227 words, 33 figures and 13 tables, and</w:t>
+        <w:t xml:space="preserve">52,473 words, 33 figures and 14 tables, and</w:t>
       </w:r>
       <w:r>
         <w:t xml:space="preserve"> </w:t>
@@ -597,13 +597,13 @@
         <w:t xml:space="preserve"> </w:t>
       </w:r>
       <w:r>
-        <w:t xml:space="preserve">a satellite surface, a terrain-confinement term and a road-traffic emission surface carried through a</w:t>
-      </w:r>
-      <w:r>
-        <w:t xml:space="preserve"> </w:t>
-      </w:r>
-      <w:r>
-        <w:t xml:space="preserve">terrain-steered dispersion step. The field averages to</w:t>
+        <w:t xml:space="preserve">a satellite surface with a terrain-confinement term; a terrain-steered dispersion step was removed</w:t>
+      </w:r>
+      <w:r>
+        <w:t xml:space="preserve"> </w:t>
+      </w:r>
+      <w:r>
+        <w:t xml:space="preserve">after it lowered agreement with held-out stations. The field averages to</w:t>
       </w:r>
       <w:r>
         <w:t xml:space="preserve"> </w:t>
@@ -742,19 +742,37 @@
         <w:t xml:space="preserve"> </w:t>
       </w:r>
       <w:r>
-        <w:t xml:space="preserve">0.696. At Kandy an independent national record differs from the</w:t>
-      </w:r>
-      <w:r>
-        <w:t xml:space="preserve"> </w:t>
-      </w:r>
-      <w:r>
-        <w:t xml:space="preserve">field by 0.7 and -2.6 per cent in two years, while</w:t>
-      </w:r>
-      <w:r>
-        <w:t xml:space="preserve"> </w:t>
-      </w:r>
-      <w:r>
-        <w:t xml:space="preserve">three low-cost records sit below it.</w:t>
+        <w:t xml:space="preserve">0.696. At Kandy the national research organisation’s daily record for 2021 and 2022,</w:t>
+      </w:r>
+      <w:r>
+        <w:t xml:space="preserve"> </w:t>
+      </w:r>
+      <w:r>
+        <w:t xml:space="preserve">recovered from a published figure, matches the field’s seasonal shape (correlation</w:t>
+      </w:r>
+      <w:r>
+        <w:t xml:space="preserve"> </w:t>
+      </w:r>
+      <w:r>
+        <w:t xml:space="preserve">0.77 across calendar months) but not its day-to-day variation (within-month</w:t>
+      </w:r>
+      <w:r>
+        <w:t xml:space="preserve"> </w:t>
+      </w:r>
+      <w:r>
+        <w:t xml:space="preserve">correlation 0.284), and the field misses the crisis year 2022. Trained on one</w:t>
+      </w:r>
+      <w:r>
+        <w:t xml:space="preserve"> </w:t>
+      </w:r>
+      <w:r>
+        <w:t xml:space="preserve">Kandy sensor, the temporal model tracks the other at a daily correlation of</w:t>
+      </w:r>
+      <w:r>
+        <w:t xml:space="preserve"> </w:t>
+      </w:r>
+      <w:r>
+        <w:t xml:space="preserve">0.521 and 0.615.</w:t>
       </w:r>
     </w:p>
     <w:bookmarkEnd w:id="12"/>
@@ -778,19 +796,31 @@
         <w:t xml:space="preserve"> </w:t>
       </w:r>
       <w:r>
-        <w:t xml:space="preserve">cubic metre over 2019 to 2023, above the World Health Organization guideline of 5 in every year;</w:t>
-      </w:r>
-      <w:r>
-        <w:t xml:space="preserve"> </w:t>
-      </w:r>
-      <w:r>
-        <w:t xml:space="preserve">because the absolute level is unresolved, this describes the modelled field rather than an</w:t>
-      </w:r>
-      <w:r>
-        <w:t xml:space="preserve"> </w:t>
-      </w:r>
-      <w:r>
-        <w:t xml:space="preserve">established exposure. The seasonal cycle is the best-supported property, with the maximum in the</w:t>
+        <w:t xml:space="preserve">cubic metre over 2019 to 2023, above the World Health Organization guideline of 5 in every year.</w:t>
+      </w:r>
+      <w:r>
+        <w:t xml:space="preserve"> </w:t>
+      </w:r>
+      <w:r>
+        <w:t xml:space="preserve">The level itself is unresolved: the national record sits above the field and three low-cost records</w:t>
+      </w:r>
+      <w:r>
+        <w:t xml:space="preserve"> </w:t>
+      </w:r>
+      <w:r>
+        <w:t xml:space="preserve">below. The exceedance is robust to it: if the satellite level errs at Kandy as it does in the middle</w:t>
+      </w:r>
+      <w:r>
+        <w:t xml:space="preserve"> </w:t>
+      </w:r>
+      <w:r>
+        <w:t xml:space="preserve">half of the tropical cities on the ladder, the basin mean is 13.5 to</w:t>
+      </w:r>
+      <w:r>
+        <w:t xml:space="preserve"> </w:t>
+      </w:r>
+      <w:r>
+        <w:t xml:space="preserve">22.1, at least 2.7 times the guideline. The seasonal cycle is the best-supported property, with the maximum in the</w:t>
       </w:r>
       <w:r>
         <w:t xml:space="preserve"> </w:t>
@@ -838,7 +868,7 @@
         <w:t xml:space="preserve"> </w:t>
       </w:r>
       <w:r>
-        <w:t xml:space="preserve">72.4 per cent of sensor hours with misses almost all on one side, which points to a</w:t>
+        <w:t xml:space="preserve">72.5 per cent of sensor hours with misses almost all on one side, which points to a</w:t>
       </w:r>
       <w:r>
         <w:t xml:space="preserve"> </w:t>
@@ -982,25 +1012,25 @@
         <w:t xml:space="preserve"> </w:t>
       </w:r>
       <w:r>
-        <w:t xml:space="preserve">between cells (1.05). The dispersion step meant to place the local</w:t>
-      </w:r>
-      <w:r>
-        <w:t xml:space="preserve"> </w:t>
-      </w:r>
-      <w:r>
-        <w:t xml:space="preserve">increment ranks held-out stations at 0.274, below the undispersed surface</w:t>
-      </w:r>
-      <w:r>
-        <w:t xml:space="preserve"> </w:t>
-      </w:r>
-      <w:r>
-        <w:t xml:space="preserve">(0.371) and a free built-up layer (0.393), so it is a declared choice,</w:t>
-      </w:r>
-      <w:r>
-        <w:t xml:space="preserve"> </w:t>
-      </w:r>
-      <w:r>
-        <w:t xml:space="preserve">not a validated improvement, and three to eight stations do not rank neighbourhoods usefully either.</w:t>
+        <w:t xml:space="preserve">between cells (1.04). A dispersion step meant to place the local</w:t>
+      </w:r>
+      <w:r>
+        <w:t xml:space="preserve"> </w:t>
+      </w:r>
+      <w:r>
+        <w:t xml:space="preserve">increment ranked held-out stations at 0.274, below the undispersed surface</w:t>
+      </w:r>
+      <w:r>
+        <w:t xml:space="preserve"> </w:t>
+      </w:r>
+      <w:r>
+        <w:t xml:space="preserve">(0.371) and a free built-up layer (0.393), and was removed; three to eight</w:t>
+      </w:r>
+      <w:r>
+        <w:t xml:space="preserve"> </w:t>
+      </w:r>
+      <w:r>
+        <w:t xml:space="preserve">stations do not rank neighbourhoods usefully either.</w:t>
       </w:r>
       <w:r>
         <w:t xml:space="preserve"> </w:t>

--- a/#writing/summary/summary.docx
+++ b/#writing/summary/summary.docx
@@ -47,7 +47,7 @@
         <w:t xml:space="preserve"> </w:t>
       </w:r>
       <w:r>
-        <w:t xml:space="preserve">52,473 words, 33 figures and 14 tables, and</w:t>
+        <w:t xml:space="preserve">54,433 words, 33 figures and 15 tables, and</w:t>
       </w:r>
       <w:r>
         <w:t xml:space="preserve"> </w:t>
@@ -617,7 +617,7 @@
         <w:t xml:space="preserve"> </w:t>
       </w:r>
       <w:r>
-        <w:t xml:space="preserve">(to within 0.56</w:t>
+        <w:t xml:space="preserve">(to within 0.0</w:t>
       </w:r>
       <w:r>
         <w:t xml:space="preserve"> </w:t>
@@ -772,7 +772,19 @@
         <w:t xml:space="preserve"> </w:t>
       </w:r>
       <w:r>
-        <w:t xml:space="preserve">0.521 and 0.615.</w:t>
+        <w:t xml:space="preserve">0.521 and 0.615. Against the regulatory</w:t>
+      </w:r>
+      <w:r>
+        <w:t xml:space="preserve"> </w:t>
+      </w:r>
+      <w:r>
+        <w:t xml:space="preserve">station in Kandy city, whose public record covers 858 days of 2019 to 2023, the field’s</w:t>
+      </w:r>
+      <w:r>
+        <w:t xml:space="preserve"> </w:t>
+      </w:r>
+      <w:r>
+        <w:t xml:space="preserve">daily correlation is 0.6 (0.72 within the month).</w:t>
       </w:r>
     </w:p>
     <w:bookmarkEnd w:id="12"/>
@@ -790,7 +802,7 @@
         <w:pStyle w:val="FirstParagraph"/>
       </w:pPr>
       <w:r>
-        <w:t xml:space="preserve">The modelled annual basin mean is 17.1 to 21.0 micrograms per</w:t>
+        <w:t xml:space="preserve">The modelled annual basin mean is 17.0 to 20.9 micrograms per</w:t>
       </w:r>
       <w:r>
         <w:t xml:space="preserve"> </w:t>
@@ -802,13 +814,19 @@
         <w:t xml:space="preserve"> </w:t>
       </w:r>
       <w:r>
-        <w:t xml:space="preserve">The level itself is unresolved: the national record sits above the field and three low-cost records</w:t>
-      </w:r>
-      <w:r>
-        <w:t xml:space="preserve"> </w:t>
-      </w:r>
-      <w:r>
-        <w:t xml:space="preserve">below. The exceedance is robust to it: if the satellite level errs at Kandy as it does in the middle</w:t>
+        <w:t xml:space="preserve">The level is probably too high: the regulatory station reads 24.0 per cent</w:t>
+      </w:r>
+      <w:r>
+        <w:t xml:space="preserve"> </w:t>
+      </w:r>
+      <w:r>
+        <w:t xml:space="preserve">below the field, as does a calibrated low-cost record, while the national research record, of</w:t>
+      </w:r>
+      <w:r>
+        <w:t xml:space="preserve"> </w:t>
+      </w:r>
+      <w:r>
+        <w:t xml:space="preserve">undocumented instrument, sits above it. The exceedance is robust to it: if the satellite level errs at Kandy as it does in the middle</w:t>
       </w:r>
       <w:r>
         <w:t xml:space="preserve"> </w:t>
@@ -862,7 +880,25 @@
         <w:t xml:space="preserve"> </w:t>
       </w:r>
       <w:r>
-        <w:t xml:space="preserve">midday, while the level, the daily sequence and the local fraction barely move. The interval covers</w:t>
+        <w:t xml:space="preserve">midday, while the level, the daily sequence and the local fraction barely move. The regulatory</w:t>
+      </w:r>
+      <w:r>
+        <w:t xml:space="preserve"> </w:t>
+      </w:r>
+      <w:r>
+        <w:t xml:space="preserve">station’s hourly record has the same timing and a morning peak like the delivered field’s, but its</w:t>
+      </w:r>
+      <w:r>
+        <w:t xml:space="preserve"> </w:t>
+      </w:r>
+      <w:r>
+        <w:t xml:space="preserve">deep night is the daily minimum (0.71 of midday), so the</w:t>
+      </w:r>
+      <w:r>
+        <w:t xml:space="preserve"> </w:t>
+      </w:r>
+      <w:r>
+        <w:t xml:space="preserve">field’s nights are too high. The interval covers</w:t>
       </w:r>
       <w:r>
         <w:t xml:space="preserve"> </w:t>
@@ -1060,13 +1096,13 @@
         <w:pStyle w:val="FirstParagraph"/>
       </w:pPr>
       <w:r>
-        <w:t xml:space="preserve">The regulatory monitor at Kandy, once its record is released, will allow the level, the humidity</w:t>
-      </w:r>
-      <w:r>
-        <w:t xml:space="preserve"> </w:t>
-      </w:r>
-      <w:r>
-        <w:t xml:space="preserve">correction and the daily shape to be checked against a reference instrument. A fresh pre-registered</w:t>
+        <w:t xml:space="preserve">A formal agreement for the regulatory record, and co-locating the low-cost sensors with it, would</w:t>
+      </w:r>
+      <w:r>
+        <w:t xml:space="preserve"> </w:t>
+      </w:r>
+      <w:r>
+        <w:t xml:space="preserve">fix the size of the level excess and show where the sensor record’s nights go wrong. A fresh pre-registered</w:t>
       </w:r>
       <w:r>
         <w:t xml:space="preserve"> </w:t>

--- a/#writing/summary/summary.docx
+++ b/#writing/summary/summary.docx
@@ -47,7 +47,7 @@
         <w:t xml:space="preserve"> </w:t>
       </w:r>
       <w:r>
-        <w:t xml:space="preserve">54,433 words, 33 figures and 15 tables, and</w:t>
+        <w:t xml:space="preserve">55,001 words, 33 figures and 15 tables, and</w:t>
       </w:r>
       <w:r>
         <w:t xml:space="preserve"> </w:t>
@@ -814,7 +814,7 @@
         <w:t xml:space="preserve"> </w:t>
       </w:r>
       <w:r>
-        <w:t xml:space="preserve">The level is probably too high: the regulatory station reads 24.0 per cent</w:t>
+        <w:t xml:space="preserve">The level is probably too high: the regulatory station reads 24 per cent</w:t>
       </w:r>
       <w:r>
         <w:t xml:space="preserve"> </w:t>
@@ -826,7 +826,19 @@
         <w:t xml:space="preserve"> </w:t>
       </w:r>
       <w:r>
-        <w:t xml:space="preserve">undocumented instrument, sits above it. The exceedance is robust to it: if the satellite level errs at Kandy as it does in the middle</w:t>
+        <w:t xml:space="preserve">undocumented instrument, sits above it. The excess enters where the anchor’s level is set from the</w:t>
+      </w:r>
+      <w:r>
+        <w:t xml:space="preserve"> </w:t>
+      </w:r>
+      <w:r>
+        <w:t xml:space="preserve">satellite surface: the corrected low-cost record is within -5 per cent of the</w:t>
+      </w:r>
+      <w:r>
+        <w:t xml:space="preserve"> </w:t>
+      </w:r>
+      <w:r>
+        <w:t xml:space="preserve">station on shared days. The exceedance is robust to it: if the satellite level errs at Kandy as it does in the middle</w:t>
       </w:r>
       <w:r>
         <w:t xml:space="preserve"> </w:t>

--- a/#writing/summary/summary.docx
+++ b/#writing/summary/summary.docx
@@ -47,7 +47,7 @@
         <w:t xml:space="preserve"> </w:t>
       </w:r>
       <w:r>
-        <w:t xml:space="preserve">55,001 words, 33 figures and 15 tables, and</w:t>
+        <w:t xml:space="preserve">55,603 words, 33 figures and 15 tables, and</w:t>
       </w:r>
       <w:r>
         <w:t xml:space="preserve"> </w:t>
@@ -754,13 +754,13 @@
         <w:t xml:space="preserve"> </w:t>
       </w:r>
       <w:r>
-        <w:t xml:space="preserve">0.77 across calendar months) but not its day-to-day variation (within-month</w:t>
-      </w:r>
-      <w:r>
-        <w:t xml:space="preserve"> </w:t>
-      </w:r>
-      <w:r>
-        <w:t xml:space="preserve">correlation 0.284), and the field misses the crisis year 2022. Trained on one</w:t>
+        <w:t xml:space="preserve">0.767 across calendar months) but not its day-to-day variation (within-month</w:t>
+      </w:r>
+      <w:r>
+        <w:t xml:space="preserve"> </w:t>
+      </w:r>
+      <w:r>
+        <w:t xml:space="preserve">correlation 0.285), and the field misses the crisis year 2022. Trained on one</w:t>
       </w:r>
       <w:r>
         <w:t xml:space="preserve"> </w:t>
@@ -802,7 +802,7 @@
         <w:pStyle w:val="FirstParagraph"/>
       </w:pPr>
       <w:r>
-        <w:t xml:space="preserve">The modelled annual basin mean is 17.0 to 20.9 micrograms per</w:t>
+        <w:t xml:space="preserve">The modelled annual basin mean is 13.6 to 16.8 micrograms per</w:t>
       </w:r>
       <w:r>
         <w:t xml:space="preserve"> </w:t>
@@ -814,55 +814,61 @@
         <w:t xml:space="preserve"> </w:t>
       </w:r>
       <w:r>
-        <w:t xml:space="preserve">The level is probably too high: the regulatory station reads 24 per cent</w:t>
-      </w:r>
-      <w:r>
-        <w:t xml:space="preserve"> </w:t>
-      </w:r>
-      <w:r>
-        <w:t xml:space="preserve">below the field, as does a calibrated low-cost record, while the national research record, of</w:t>
-      </w:r>
-      <w:r>
-        <w:t xml:space="preserve"> </w:t>
-      </w:r>
-      <w:r>
-        <w:t xml:space="preserve">undocumented instrument, sits above it. The excess enters where the anchor’s level is set from the</w:t>
-      </w:r>
-      <w:r>
-        <w:t xml:space="preserve"> </w:t>
-      </w:r>
-      <w:r>
-        <w:t xml:space="preserve">satellite surface: the corrected low-cost record is within -5 per cent of the</w:t>
-      </w:r>
-      <w:r>
-        <w:t xml:space="preserve"> </w:t>
-      </w:r>
-      <w:r>
-        <w:t xml:space="preserve">station on shared days. The exceedance is robust to it: if the satellite level errs at Kandy as it does in the middle</w:t>
-      </w:r>
-      <w:r>
-        <w:t xml:space="preserve"> </w:t>
-      </w:r>
-      <w:r>
-        <w:t xml:space="preserve">half of the tropical cities on the ladder, the basin mean is 13.5 to</w:t>
-      </w:r>
-      <w:r>
-        <w:t xml:space="preserve"> </w:t>
-      </w:r>
-      <w:r>
-        <w:t xml:space="preserve">22.1, at least 2.7 times the guideline. The seasonal cycle is the best-supported property, with the maximum in the</w:t>
-      </w:r>
-      <w:r>
-        <w:t xml:space="preserve"> </w:t>
-      </w:r>
-      <w:r>
-        <w:t xml:space="preserve">north-east monsoon (30.2 in December to February of 2023) and</w:t>
-      </w:r>
-      <w:r>
-        <w:t xml:space="preserve"> </w:t>
-      </w:r>
-      <w:r>
-        <w:t xml:space="preserve">the minimum in the south-west monsoon (11.7). The day-to-day sequence is</w:t>
+        <w:t xml:space="preserve">Taken from the satellite surface the level read 24 per cent above the</w:t>
+      </w:r>
+      <w:r>
+        <w:t xml:space="preserve"> </w:t>
+      </w:r>
+      <w:r>
+        <w:t xml:space="preserve">regulatory station; the corrected low-cost record is within -5 per cent of the</w:t>
+      </w:r>
+      <w:r>
+        <w:t xml:space="preserve"> </w:t>
+      </w:r>
+      <w:r>
+        <w:t xml:space="preserve">station, so the excess lies in the satellite level. The delivered level is re-anchored to the station</w:t>
+      </w:r>
+      <w:r>
+        <w:t xml:space="preserve"> </w:t>
+      </w:r>
+      <w:r>
+        <w:t xml:space="preserve">by a factor of 0.8 fitted on 2019 to mid-2021; on the held-out 2022 and 2023 days</w:t>
+      </w:r>
+      <w:r>
+        <w:t xml:space="preserve"> </w:t>
+      </w:r>
+      <w:r>
+        <w:t xml:space="preserve">it is within -1 per cent of the station (satellite level</w:t>
+      </w:r>
+      <w:r>
+        <w:t xml:space="preserve"> </w:t>
+      </w:r>
+      <w:r>
+        <w:t xml:space="preserve">24 per cent), over only 11 months. The exceedance is</w:t>
+      </w:r>
+      <w:r>
+        <w:t xml:space="preserve"> </w:t>
+      </w:r>
+      <w:r>
+        <w:t xml:space="preserve">robust: the annual means stay at least 2.4 times the guideline across the factor’s</w:t>
+      </w:r>
+      <w:r>
+        <w:t xml:space="preserve"> </w:t>
+      </w:r>
+      <w:r>
+        <w:t xml:space="preserve">interval. The seasonal cycle is the best-supported property, with the maximum in the</w:t>
+      </w:r>
+      <w:r>
+        <w:t xml:space="preserve"> </w:t>
+      </w:r>
+      <w:r>
+        <w:t xml:space="preserve">north-east monsoon (24.2 in December to February of 2023) and</w:t>
+      </w:r>
+      <w:r>
+        <w:t xml:space="preserve"> </w:t>
+      </w:r>
+      <w:r>
+        <w:t xml:space="preserve">the minimum in the south-west monsoon (9.4). The day-to-day sequence is</w:t>
       </w:r>
       <w:r>
         <w:t xml:space="preserve"> </w:t>
@@ -916,7 +922,7 @@
         <w:t xml:space="preserve"> </w:t>
       </w:r>
       <w:r>
-        <w:t xml:space="preserve">72.5 per cent of sensor hours with misses almost all on one side, which points to a</w:t>
+        <w:t xml:space="preserve">77.3 per cent of sensor hours with misses almost all on one side, which points to a</w:t>
       </w:r>
       <w:r>
         <w:t xml:space="preserve"> </w:t>
@@ -934,7 +940,7 @@
         <w:t xml:space="preserve"> </w:t>
       </w:r>
       <w:r>
-        <w:t xml:space="preserve">0.492 across the tested ways of applying the cap and 0.547</w:t>
+        <w:t xml:space="preserve">0.492 across the tested ways of applying the cap and 0.521</w:t>
       </w:r>
       <w:r>
         <w:t xml:space="preserve"> </w:t>
@@ -1054,7 +1060,7 @@
         <w:t xml:space="preserve"> </w:t>
       </w:r>
       <w:r>
-        <w:t xml:space="preserve">monitored cities the spread inside a cell (1.22) exceeds the spread</w:t>
+        <w:t xml:space="preserve">monitored cities the spread inside a cell (1.21) exceeds the spread</w:t>
       </w:r>
       <w:r>
         <w:t xml:space="preserve"> </w:t>

--- a/#writing/summary/summary.docx
+++ b/#writing/summary/summary.docx
@@ -7,7 +7,7 @@
         <w:pStyle w:val="Title"/>
       </w:pPr>
       <w:r>
-        <w:t xml:space="preserve">An hourly kilometre-scale fine particulate matter reconstruction for Kandy, Sri Lanka: construction, validation without local ground truth, and measurement priorities</w:t>
+        <w:t xml:space="preserve">An hourly kilometre-scale fine particulate matter reconstruction for Kandy, Sri Lanka: construction, evaluation under sparse local monitoring, and measurement priorities</w:t>
       </w:r>
     </w:p>
     <w:p>
@@ -934,13 +934,13 @@
         <w:t xml:space="preserve"> </w:t>
       </w:r>
       <w:r>
-        <w:t xml:space="preserve">the local increment is 0.483 of the modelled total, 0.433 to</w:t>
-      </w:r>
-      <w:r>
-        <w:t xml:space="preserve"> </w:t>
-      </w:r>
-      <w:r>
-        <w:t xml:space="preserve">0.492 across the tested ways of applying the cap and 0.521</w:t>
+        <w:t xml:space="preserve">the local increment is 0.479 of the modelled total, 0.428 to</w:t>
+      </w:r>
+      <w:r>
+        <w:t xml:space="preserve"> </w:t>
+      </w:r>
+      <w:r>
+        <w:t xml:space="preserve">0.489 across the tested ways of applying the cap and 0.521</w:t>
       </w:r>
       <w:r>
         <w:t xml:space="preserve"> </w:t>

--- a/#writing/summary/summary.docx
+++ b/#writing/summary/summary.docx
@@ -47,7 +47,7 @@
         <w:t xml:space="preserve"> </w:t>
       </w:r>
       <w:r>
-        <w:t xml:space="preserve">55,603 words, 33 figures and 15 tables, and</w:t>
+        <w:t xml:space="preserve">57,111 words, 33 figures and 16 tables, and</w:t>
       </w:r>
       <w:r>
         <w:t xml:space="preserve"> </w:t>
@@ -946,7 +946,19 @@
         <w:t xml:space="preserve"> </w:t>
       </w:r>
       <w:r>
-        <w:t xml:space="preserve">with a 48-hour background window: a property of the decomposition, not a source apportionment.</w:t>
+        <w:t xml:space="preserve">with a 48-hour background window: a property of the decomposition, not a source apportionment. Measured at the</w:t>
+      </w:r>
+      <w:r>
+        <w:t xml:space="preserve"> </w:t>
+      </w:r>
+      <w:r>
+        <w:t xml:space="preserve">regulatory station, the local share lies between about 0.36 (urban excess over the cleanest regional</w:t>
+      </w:r>
+      <w:r>
+        <w:t xml:space="preserve"> </w:t>
+      </w:r>
+      <w:r>
+        <w:t xml:space="preserve">town, a lower bound) and 0.53 (combustion-tracer intercept), with the model at the upper end.</w:t>
       </w:r>
     </w:p>
     <w:bookmarkEnd w:id="13"/>

--- a/#writing/summary/summary.docx
+++ b/#writing/summary/summary.docx
@@ -47,7 +47,7 @@
         <w:t xml:space="preserve"> </w:t>
       </w:r>
       <w:r>
-        <w:t xml:space="preserve">57,111 words, 33 figures and 16 tables, and</w:t>
+        <w:t xml:space="preserve">57,448 words, 33 figures and 16 tables, and</w:t>
       </w:r>
       <w:r>
         <w:t xml:space="preserve"> </w:t>
@@ -946,19 +946,19 @@
         <w:t xml:space="preserve"> </w:t>
       </w:r>
       <w:r>
-        <w:t xml:space="preserve">with a 48-hour background window: a property of the decomposition, not a source apportionment. Measured at the</w:t>
-      </w:r>
-      <w:r>
-        <w:t xml:space="preserve"> </w:t>
-      </w:r>
-      <w:r>
-        <w:t xml:space="preserve">regulatory station, the local share lies between about 0.36 (urban excess over the cleanest regional</w:t>
-      </w:r>
-      <w:r>
-        <w:t xml:space="preserve"> </w:t>
-      </w:r>
-      <w:r>
-        <w:t xml:space="preserve">town, a lower bound) and 0.53 (combustion-tracer intercept), with the model at the upper end.</w:t>
+        <w:t xml:space="preserve">with a 48-hour background window: a property of the decomposition, not a source apportionment. At the regulatory</w:t>
+      </w:r>
+      <w:r>
+        <w:t xml:space="preserve"> </w:t>
+      </w:r>
+      <w:r>
+        <w:t xml:space="preserve">station an urban-increment lower bound gives 0.36 and a combustion-tracer estimate, not an upper bound,</w:t>
+      </w:r>
+      <w:r>
+        <w:t xml:space="preserve"> </w:t>
+      </w:r>
+      <w:r>
+        <w:t xml:space="preserve">0.53; the model is broadly consistent with the latter and may be high against the former.</w:t>
       </w:r>
     </w:p>
     <w:bookmarkEnd w:id="13"/>

--- a/#writing/summary/summary.docx
+++ b/#writing/summary/summary.docx
@@ -47,7 +47,7 @@
         <w:t xml:space="preserve"> </w:t>
       </w:r>
       <w:r>
-        <w:t xml:space="preserve">57,448 words, 33 figures and 16 tables, and</w:t>
+        <w:t xml:space="preserve">58,596 words, 33 figures and 17 tables, and</w:t>
       </w:r>
       <w:r>
         <w:t xml:space="preserve"> </w:t>
@@ -1126,19 +1126,43 @@
         <w:pStyle w:val="FirstParagraph"/>
       </w:pPr>
       <w:r>
-        <w:t xml:space="preserve">A formal agreement for the regulatory record, and co-locating the low-cost sensors with it, would</w:t>
-      </w:r>
-      <w:r>
-        <w:t xml:space="preserve"> </w:t>
-      </w:r>
-      <w:r>
-        <w:t xml:space="preserve">fix the size of the level excess and show where the sensor record’s nights go wrong. A fresh pre-registered</w:t>
-      </w:r>
-      <w:r>
-        <w:t xml:space="preserve"> </w:t>
-      </w:r>
-      <w:r>
-        <w:t xml:space="preserve">like-for-like test and an independent reproduction are the next steps for the cross-city results.</w:t>
+        <w:t xml:space="preserve">The research that follows treats the delivered field as a locked hypothesis, with its predictions registered</w:t>
+      </w:r>
+      <w:r>
+        <w:t xml:space="preserve"> </w:t>
+      </w:r>
+      <w:r>
+        <w:t xml:space="preserve">before any instrument is bought, and collects observations able to refute it, in four phases: the regulatory</w:t>
+      </w:r>
+      <w:r>
+        <w:t xml:space="preserve"> </w:t>
+      </w:r>
+      <w:r>
+        <w:t xml:space="preserve">record’s provenance and a register of what calibrates and what checks the model; low-cost sensors evaluated against</w:t>
+      </w:r>
+      <w:r>
+        <w:t xml:space="preserve"> </w:t>
+      </w:r>
+      <w:r>
+        <w:t xml:space="preserve">the reference over two monsoons, which also decides the humidity correction; a distributed network whose level,</w:t>
+      </w:r>
+      <w:r>
+        <w:t xml:space="preserve"> </w:t>
+      </w:r>
+      <w:r>
+        <w:t xml:space="preserve">within-cell, drainage and daily-cycle tests are powered to give an answer, while a one-kilometre ranking test can</w:t>
+      </w:r>
+      <w:r>
+        <w:t xml:space="preserve"> </w:t>
+      </w:r>
+      <w:r>
+        <w:t xml:space="preserve">only detect gross failure; and a rural background reference with composition measurement. A fresh pre-registered</w:t>
+      </w:r>
+      <w:r>
+        <w:t xml:space="preserve"> </w:t>
+      </w:r>
+      <w:r>
+        <w:t xml:space="preserve">like-for-like ladder test and an independent reproduction accompany it.</w:t>
       </w:r>
       <w:r>
         <w:t xml:space="preserve"> </w:t>

--- a/#writing/summary/summary.docx
+++ b/#writing/summary/summary.docx
@@ -47,7 +47,7 @@
         <w:t xml:space="preserve"> </w:t>
       </w:r>
       <w:r>
-        <w:t xml:space="preserve">58,596 words, 33 figures and 17 tables, and</w:t>
+        <w:t xml:space="preserve">58,831 words, 33 figures and 17 tables, and</w:t>
       </w:r>
       <w:r>
         <w:t xml:space="preserve"> </w:t>

--- a/#writing/summary/summary.docx
+++ b/#writing/summary/summary.docx
@@ -47,7 +47,7 @@
         <w:t xml:space="preserve"> </w:t>
       </w:r>
       <w:r>
-        <w:t xml:space="preserve">58,831 words, 33 figures and 17 tables, and</w:t>
+        <w:t xml:space="preserve">58,838 words, 33 figures and 17 tables, and</w:t>
       </w:r>
       <w:r>
         <w:t xml:space="preserve"> </w:t>
@@ -940,7 +940,7 @@
         <w:t xml:space="preserve"> </w:t>
       </w:r>
       <w:r>
-        <w:t xml:space="preserve">0.489 across the tested ways of applying the cap and 0.521</w:t>
+        <w:t xml:space="preserve">0.489 across the tested ways of applying the cap and 0.538</w:t>
       </w:r>
       <w:r>
         <w:t xml:space="preserve"> </w:t>

--- a/#writing/summary/summary.docx
+++ b/#writing/summary/summary.docx
@@ -47,7 +47,7 @@
         <w:t xml:space="preserve"> </w:t>
       </w:r>
       <w:r>
-        <w:t xml:space="preserve">58,838 words, 33 figures and 17 tables, and</w:t>
+        <w:t xml:space="preserve">59,514 words, 33 figures and 18 tables, and</w:t>
       </w:r>
       <w:r>
         <w:t xml:space="preserve"> </w:t>
@@ -682,13 +682,19 @@
         <w:t xml:space="preserve"> </w:t>
       </w:r>
       <w:r>
-        <w:t xml:space="preserve">against withheld stations: the seasonal cycle transfers everywhere (correlation</w:t>
-      </w:r>
-      <w:r>
-        <w:t xml:space="preserve"> </w:t>
-      </w:r>
-      <w:r>
-        <w:t xml:space="preserve">0.943 to 0.996), the daily cycle unevenly</w:t>
+        <w:t xml:space="preserve">against withheld stations: the seasonal cycle carries everywhere (correlation</w:t>
+      </w:r>
+      <w:r>
+        <w:t xml:space="preserve"> </w:t>
+      </w:r>
+      <w:r>
+        <w:t xml:space="preserve">0.943 to 0.996), though no better than the two anchor stations’</w:t>
+      </w:r>
+      <w:r>
+        <w:t xml:space="preserve"> </w:t>
+      </w:r>
+      <w:r>
+        <w:t xml:space="preserve">own climatology (0.986), and the daily cycle unevenly</w:t>
       </w:r>
       <w:r>
         <w:t xml:space="preserve"> </w:t>
@@ -1126,43 +1132,25 @@
         <w:pStyle w:val="FirstParagraph"/>
       </w:pPr>
       <w:r>
-        <w:t xml:space="preserve">The research that follows treats the delivered field as a locked hypothesis, with its predictions registered</w:t>
-      </w:r>
-      <w:r>
-        <w:t xml:space="preserve"> </w:t>
-      </w:r>
-      <w:r>
-        <w:t xml:space="preserve">before any instrument is bought, and collects observations able to refute it, in four phases: the regulatory</w:t>
-      </w:r>
-      <w:r>
-        <w:t xml:space="preserve"> </w:t>
-      </w:r>
-      <w:r>
-        <w:t xml:space="preserve">record’s provenance and a register of what calibrates and what checks the model; low-cost sensors evaluated against</w:t>
-      </w:r>
-      <w:r>
-        <w:t xml:space="preserve"> </w:t>
-      </w:r>
-      <w:r>
-        <w:t xml:space="preserve">the reference over two monsoons, which also decides the humidity correction; a distributed network whose level,</w:t>
-      </w:r>
-      <w:r>
-        <w:t xml:space="preserve"> </w:t>
-      </w:r>
-      <w:r>
-        <w:t xml:space="preserve">within-cell, drainage and daily-cycle tests are powered to give an answer, while a one-kilometre ranking test can</w:t>
-      </w:r>
-      <w:r>
-        <w:t xml:space="preserve"> </w:t>
-      </w:r>
-      <w:r>
-        <w:t xml:space="preserve">only detect gross failure; and a rural background reference with composition measurement. A fresh pre-registered</w:t>
-      </w:r>
-      <w:r>
-        <w:t xml:space="preserve"> </w:t>
-      </w:r>
-      <w:r>
-        <w:t xml:space="preserve">like-for-like ladder test and an independent reproduction accompany it.</w:t>
+        <w:t xml:space="preserve">The research that follows treats the delivered field as a locked hypothesis and collects observations able to</w:t>
+      </w:r>
+      <w:r>
+        <w:t xml:space="preserve"> </w:t>
+      </w:r>
+      <w:r>
+        <w:t xml:space="preserve">refute it: the regulatory record’s provenance; low-cost sensors evaluated against the reference over two monsoons; a</w:t>
+      </w:r>
+      <w:r>
+        <w:t xml:space="preserve"> </w:t>
+      </w:r>
+      <w:r>
+        <w:t xml:space="preserve">network whose level, within-cell, drainage and daily-cycle tests are powered to give an answer; and a rural</w:t>
+      </w:r>
+      <w:r>
+        <w:t xml:space="preserve"> </w:t>
+      </w:r>
+      <w:r>
+        <w:t xml:space="preserve">background reference with composition measurement.</w:t>
       </w:r>
       <w:r>
         <w:t xml:space="preserve"> </w:t>

--- a/#writing/summary/summary.docx
+++ b/#writing/summary/summary.docx
@@ -7,7 +7,7 @@
         <w:pStyle w:val="Title"/>
       </w:pPr>
       <w:r>
-        <w:t xml:space="preserve">An hourly kilometre-scale fine particulate matter reconstruction for Kandy, Sri Lanka: construction, evaluation under sparse local monitoring, and measurement priorities</w:t>
+        <w:t xml:space="preserve">An hourly kilometre-scale constrained reconstruction of fine particulate matter for Kandy, Sri Lanka: construction, evaluation under sparse local monitoring, and measurement priorities</w:t>
       </w:r>
     </w:p>
     <w:p>
@@ -47,7 +47,7 @@
         <w:t xml:space="preserve"> </w:t>
       </w:r>
       <w:r>
-        <w:t xml:space="preserve">59,514 words, 33 figures and 18 tables, and</w:t>
+        <w:t xml:space="preserve">59,013 words, 33 figures and 18 tables, and</w:t>
       </w:r>
       <w:r>
         <w:t xml:space="preserve"> </w:t>
@@ -682,25 +682,19 @@
         <w:t xml:space="preserve"> </w:t>
       </w:r>
       <w:r>
-        <w:t xml:space="preserve">against withheld stations: the seasonal cycle carries everywhere (correlation</w:t>
-      </w:r>
-      <w:r>
-        <w:t xml:space="preserve"> </w:t>
-      </w:r>
-      <w:r>
-        <w:t xml:space="preserve">0.943 to 0.996), though no better than the two anchor stations’</w:t>
-      </w:r>
-      <w:r>
-        <w:t xml:space="preserve"> </w:t>
-      </w:r>
-      <w:r>
-        <w:t xml:space="preserve">own climatology (0.986), and the daily cycle unevenly</w:t>
-      </w:r>
-      <w:r>
-        <w:t xml:space="preserve"> </w:t>
-      </w:r>
-      <w:r>
-        <w:t xml:space="preserve">(-0.325 to 0.977). The deployed temporal model</w:t>
+        <w:t xml:space="preserve">against withheld stations: the seasonal cycle carries everywhere (0.943 to</w:t>
+      </w:r>
+      <w:r>
+        <w:t xml:space="preserve"> </w:t>
+      </w:r>
+      <w:r>
+        <w:t xml:space="preserve">0.996) and the daily cycle unevenly (-0.325 to</w:t>
+      </w:r>
+      <w:r>
+        <w:t xml:space="preserve"> </w:t>
+      </w:r>
+      <w:r>
+        <w:t xml:space="preserve">0.977), both about as well as the two anchor stations’ own climatology. The deployed temporal model</w:t>
       </w:r>
       <w:r>
         <w:t xml:space="preserve"> </w:t>
@@ -958,13 +952,13 @@
         <w:t xml:space="preserve"> </w:t>
       </w:r>
       <w:r>
-        <w:t xml:space="preserve">station an urban-increment lower bound gives 0.36 and a combustion-tracer estimate, not an upper bound,</w:t>
-      </w:r>
-      <w:r>
-        <w:t xml:space="preserve"> </w:t>
-      </w:r>
-      <w:r>
-        <w:t xml:space="preserve">0.53; the model is broadly consistent with the latter and may be high against the former.</w:t>
+        <w:t xml:space="preserve">station the local share has a lower bound of 0.36 and a tracer estimate of 0.53;</w:t>
+      </w:r>
+      <w:r>
+        <w:t xml:space="preserve"> </w:t>
+      </w:r>
+      <w:r>
+        <w:t xml:space="preserve">the model may be high.</w:t>
       </w:r>
     </w:p>
     <w:bookmarkEnd w:id="13"/>
@@ -1138,25 +1132,19 @@
         <w:t xml:space="preserve"> </w:t>
       </w:r>
       <w:r>
-        <w:t xml:space="preserve">refute it: the regulatory record’s provenance; low-cost sensors evaluated against the reference over two monsoons; a</w:t>
-      </w:r>
-      <w:r>
-        <w:t xml:space="preserve"> </w:t>
-      </w:r>
-      <w:r>
-        <w:t xml:space="preserve">network whose level, within-cell, drainage and daily-cycle tests are powered to give an answer; and a rural</w:t>
-      </w:r>
-      <w:r>
-        <w:t xml:space="preserve"> </w:t>
-      </w:r>
-      <w:r>
-        <w:t xml:space="preserve">background reference with composition measurement.</w:t>
-      </w:r>
-      <w:r>
-        <w:t xml:space="preserve"> </w:t>
-      </w:r>
-      <w:r>
-        <w:t xml:space="preserve">Every value in the report is regenerated from source at build time by a gate that refuses to build</w:t>
+        <w:t xml:space="preserve">refute it: the regulatory record’s provenance; sensors tested against the reference over two monsoons; a network</w:t>
+      </w:r>
+      <w:r>
+        <w:t xml:space="preserve"> </w:t>
+      </w:r>
+      <w:r>
+        <w:t xml:space="preserve">whose level, within-cell, drainage and daily-cycle tests are powered; and a rural background reference.</w:t>
+      </w:r>
+      <w:r>
+        <w:t xml:space="preserve"> </w:t>
+      </w:r>
+      <w:r>
+        <w:t xml:space="preserve">Every value is regenerated from source at each build by a gate that refuses to build</w:t>
       </w:r>
       <w:r>
         <w:t xml:space="preserve"> </w:t>

--- a/#writing/summary/summary.docx
+++ b/#writing/summary/summary.docx
@@ -47,7 +47,7 @@
         <w:t xml:space="preserve"> </w:t>
       </w:r>
       <w:r>
-        <w:t xml:space="preserve">59,013 words, 33 figures and 18 tables, and</w:t>
+        <w:t xml:space="preserve">59,856 words, 33 figures and 18 tables, and</w:t>
       </w:r>
       <w:r>
         <w:t xml:space="preserve"> </w:t>
@@ -922,13 +922,13 @@
         <w:t xml:space="preserve"> </w:t>
       </w:r>
       <w:r>
-        <w:t xml:space="preserve">77.3 per cent of sensor hours with misses almost all on one side, which points to a</w:t>
-      </w:r>
-      <w:r>
-        <w:t xml:space="preserve"> </w:t>
-      </w:r>
-      <w:r>
-        <w:t xml:space="preserve">calibration bias at the sensors rather than proving the width right. Under the baseline decomposition</w:t>
+        <w:t xml:space="preserve">77.3 per cent of sensor hours, missing almost all on one side, but at the regulatory</w:t>
+      </w:r>
+      <w:r>
+        <w:t xml:space="preserve"> </w:t>
+      </w:r>
+      <w:r>
+        <w:t xml:space="preserve">station 68.7 per cent of held-out hours, missing on both sides: too narrow. Under the baseline decomposition</w:t>
       </w:r>
       <w:r>
         <w:t xml:space="preserve"> </w:t>

--- a/#writing/summary/summary.docx
+++ b/#writing/summary/summary.docx
@@ -47,7 +47,7 @@
         <w:t xml:space="preserve"> </w:t>
       </w:r>
       <w:r>
-        <w:t xml:space="preserve">59,856 words, 33 figures and 18 tables, and</w:t>
+        <w:t xml:space="preserve">60,587 words, 33 figures and 18 tables, and</w:t>
       </w:r>
       <w:r>
         <w:t xml:space="preserve"> </w:t>
@@ -760,7 +760,7 @@
         <w:t xml:space="preserve"> </w:t>
       </w:r>
       <w:r>
-        <w:t xml:space="preserve">correlation 0.285), and the field misses the crisis year 2022. Trained on one</w:t>
+        <w:t xml:space="preserve">correlation 0.289), and the field misses the crisis year 2022. Trained on one</w:t>
       </w:r>
       <w:r>
         <w:t xml:space="preserve"> </w:t>
@@ -784,7 +784,7 @@
         <w:t xml:space="preserve"> </w:t>
       </w:r>
       <w:r>
-        <w:t xml:space="preserve">daily correlation is 0.6 (0.72 within the month).</w:t>
+        <w:t xml:space="preserve">daily correlation is 0.6 (0.73 within the month).</w:t>
       </w:r>
     </w:p>
     <w:bookmarkEnd w:id="12"/>
@@ -862,13 +862,13 @@
         <w:t xml:space="preserve"> </w:t>
       </w:r>
       <w:r>
-        <w:t xml:space="preserve">north-east monsoon (24.2 in December to February of 2023) and</w:t>
-      </w:r>
-      <w:r>
-        <w:t xml:space="preserve"> </w:t>
-      </w:r>
-      <w:r>
-        <w:t xml:space="preserve">the minimum in the south-west monsoon (9.4). The day-to-day sequence is</w:t>
+        <w:t xml:space="preserve">north-east monsoon (24.3 in December to February of 2023) and</w:t>
+      </w:r>
+      <w:r>
+        <w:t xml:space="preserve"> </w:t>
+      </w:r>
+      <w:r>
+        <w:t xml:space="preserve">the minimum in the south-west monsoon (9.3). The day-to-day sequence is</w:t>
       </w:r>
       <w:r>
         <w:t xml:space="preserve"> </w:t>
@@ -904,43 +904,55 @@
         <w:t xml:space="preserve"> </w:t>
       </w:r>
       <w:r>
-        <w:t xml:space="preserve">station’s hourly record has the same timing and a morning peak like the delivered field’s, but its</w:t>
-      </w:r>
-      <w:r>
-        <w:t xml:space="preserve"> </w:t>
-      </w:r>
-      <w:r>
-        <w:t xml:space="preserve">deep night is the daily minimum (0.71 of midday), so the</w:t>
-      </w:r>
-      <w:r>
-        <w:t xml:space="preserve"> </w:t>
-      </w:r>
-      <w:r>
-        <w:t xml:space="preserve">field’s nights are too high. The interval covers</w:t>
-      </w:r>
-      <w:r>
-        <w:t xml:space="preserve"> </w:t>
-      </w:r>
-      <w:r>
-        <w:t xml:space="preserve">77.3 per cent of sensor hours, missing almost all on one side, but at the regulatory</w:t>
-      </w:r>
-      <w:r>
-        <w:t xml:space="preserve"> </w:t>
-      </w:r>
-      <w:r>
-        <w:t xml:space="preserve">station 68.7 per cent of held-out hours, missing on both sides: too narrow. Under the baseline decomposition</w:t>
-      </w:r>
-      <w:r>
-        <w:t xml:space="preserve"> </w:t>
-      </w:r>
-      <w:r>
-        <w:t xml:space="preserve">the local increment is 0.479 of the modelled total, 0.428 to</w:t>
-      </w:r>
-      <w:r>
-        <w:t xml:space="preserve"> </w:t>
-      </w:r>
-      <w:r>
-        <w:t xml:space="preserve">0.489 across the tested ways of applying the cap and 0.538</w:t>
+        <w:t xml:space="preserve">station’s hourly record has the same timing, but its deep night is the daily minimum</w:t>
+      </w:r>
+      <w:r>
+        <w:t xml:space="preserve"> </w:t>
+      </w:r>
+      <w:r>
+        <w:t xml:space="preserve">(0.71 of midday), so the delivered cycle was refitted to</w:t>
+      </w:r>
+      <w:r>
+        <w:t xml:space="preserve"> </w:t>
+      </w:r>
+      <w:r>
+        <w:t xml:space="preserve">the station on 2019 to mid-2021; on later hours its night runs</w:t>
+      </w:r>
+      <w:r>
+        <w:t xml:space="preserve"> </w:t>
+      </w:r>
+      <w:r>
+        <w:t xml:space="preserve">0.77 of midday, against</w:t>
+      </w:r>
+      <w:r>
+        <w:t xml:space="preserve"> </w:t>
+      </w:r>
+      <w:r>
+        <w:t xml:space="preserve">1.17 before. The interval, too narrow there at first</w:t>
+      </w:r>
+      <w:r>
+        <w:t xml:space="preserve"> </w:t>
+      </w:r>
+      <w:r>
+        <w:t xml:space="preserve">(68.7 per cent of held-out hours), was widened on the same early years and</w:t>
+      </w:r>
+      <w:r>
+        <w:t xml:space="preserve"> </w:t>
+      </w:r>
+      <w:r>
+        <w:t xml:space="preserve">now contains 87.1 per cent. Under the baseline decomposition</w:t>
+      </w:r>
+      <w:r>
+        <w:t xml:space="preserve"> </w:t>
+      </w:r>
+      <w:r>
+        <w:t xml:space="preserve">the local increment is 0.505 of the modelled total, 0.447 to</w:t>
+      </w:r>
+      <w:r>
+        <w:t xml:space="preserve"> </w:t>
+      </w:r>
+      <w:r>
+        <w:t xml:space="preserve">0.518 across the tested ways of applying the cap and 0.565</w:t>
       </w:r>
       <w:r>
         <w:t xml:space="preserve"> </w:t>
@@ -1072,13 +1084,13 @@
         <w:t xml:space="preserve"> </w:t>
       </w:r>
       <w:r>
-        <w:t xml:space="preserve">monitored cities the spread inside a cell (1.21) exceeds the spread</w:t>
-      </w:r>
-      <w:r>
-        <w:t xml:space="preserve"> </w:t>
-      </w:r>
-      <w:r>
-        <w:t xml:space="preserve">between cells (1.04). A dispersion step meant to place the local</w:t>
+        <w:t xml:space="preserve">monitored cities the spread inside a cell (1.27) exceeds the spread</w:t>
+      </w:r>
+      <w:r>
+        <w:t xml:space="preserve"> </w:t>
+      </w:r>
+      <w:r>
+        <w:t xml:space="preserve">between cells (1.05). A dispersion step meant to place the local</w:t>
       </w:r>
       <w:r>
         <w:t xml:space="preserve"> </w:t>

--- a/#writing/summary/summary.docx
+++ b/#writing/summary/summary.docx
@@ -47,7 +47,7 @@
         <w:t xml:space="preserve"> </w:t>
       </w:r>
       <w:r>
-        <w:t xml:space="preserve">60,587 words, 33 figures and 18 tables, and</w:t>
+        <w:t xml:space="preserve">60,621 words, 33 figures and 18 tables, and</w:t>
       </w:r>
       <w:r>
         <w:t xml:space="preserve"> </w:t>
@@ -880,7 +880,7 @@
         <w:t xml:space="preserve"> </w:t>
       </w:r>
       <w:r>
-        <w:t xml:space="preserve">robust in timing, but their depth depends on the humidity correction of the sensor record: with</w:t>
+        <w:t xml:space="preserve">robust in timing. In the low-cost sensors’ record their depth depends on its humidity correction: with</w:t>
       </w:r>
       <w:r>
         <w:t xml:space="preserve"> </w:t>
